--- a/Sinhala/docs/docs.docx
+++ b/Sinhala/docs/docs.docx
@@ -610,23 +610,7 @@
                 <w:szCs w:val="20"/>
                 <w:highlight w:val="green"/>
               </w:rPr>
-              <w:t>(</w:t>
-            </w:r>
-            <w:r>
-              <w:rPr>
-                <w:sz w:val="20"/>
-                <w:szCs w:val="20"/>
-                <w:highlight w:val="green"/>
-              </w:rPr>
-              <w:t>category</w:t>
-            </w:r>
-            <w:r>
-              <w:rPr>
-                <w:sz w:val="20"/>
-                <w:szCs w:val="20"/>
-                <w:highlight w:val="green"/>
-              </w:rPr>
-              <w:t>)</w:t>
+              <w:t>(category)</w:t>
             </w:r>
           </w:p>
         </w:tc>
@@ -670,56 +654,7 @@
                 <w:sz w:val="20"/>
                 <w:szCs w:val="20"/>
               </w:rPr>
-              <w:t>Gender</w:t>
-            </w:r>
-            <w:r>
-              <w:rPr>
-                <w:sz w:val="20"/>
-                <w:szCs w:val="20"/>
-              </w:rPr>
-              <w:t xml:space="preserve"> | </w:t>
-            </w:r>
-            <w:r>
-              <w:rPr>
-                <w:sz w:val="20"/>
-                <w:szCs w:val="20"/>
-              </w:rPr>
-              <w:t>Politics</w:t>
-            </w:r>
-            <w:r>
-              <w:rPr>
-                <w:sz w:val="20"/>
-                <w:szCs w:val="20"/>
-              </w:rPr>
-              <w:t xml:space="preserve"> |</w:t>
-            </w:r>
-            <w:r>
-              <w:rPr>
-                <w:sz w:val="20"/>
-                <w:szCs w:val="20"/>
-              </w:rPr>
-              <w:t>Race</w:t>
-            </w:r>
-            <w:r>
-              <w:rPr>
-                <w:sz w:val="20"/>
-                <w:szCs w:val="20"/>
-              </w:rPr>
-              <w:t xml:space="preserve"> </w:t>
-            </w:r>
-            <w:r>
-              <w:rPr>
-                <w:sz w:val="20"/>
-                <w:szCs w:val="20"/>
-              </w:rPr>
-              <w:t>Religion</w:t>
-            </w:r>
-            <w:r>
-              <w:rPr>
-                <w:sz w:val="20"/>
-                <w:szCs w:val="20"/>
-              </w:rPr>
-              <w:t>|</w:t>
+              <w:t>Gender | Politics |Race Religion|</w:t>
             </w:r>
             <w:r>
               <w:rPr>
@@ -917,49 +852,7 @@
                 <w:sz w:val="20"/>
                 <w:szCs w:val="20"/>
               </w:rPr>
-              <w:t>(</w:t>
-            </w:r>
-            <w:r>
-              <w:rPr>
-                <w:sz w:val="20"/>
-                <w:szCs w:val="20"/>
-              </w:rPr>
-              <w:t>"stupid"</w:t>
-            </w:r>
-            <w:r>
-              <w:rPr>
-                <w:sz w:val="20"/>
-                <w:szCs w:val="20"/>
-              </w:rPr>
-              <w:t xml:space="preserve"> |</w:t>
-            </w:r>
-            <w:r>
-              <w:rPr>
-                <w:sz w:val="20"/>
-                <w:szCs w:val="20"/>
-              </w:rPr>
-              <w:t>"idiot"</w:t>
-            </w:r>
-            <w:r>
-              <w:rPr>
-                <w:sz w:val="20"/>
-                <w:szCs w:val="20"/>
-              </w:rPr>
-              <w:t xml:space="preserve"> |</w:t>
-            </w:r>
-            <w:r>
-              <w:rPr>
-                <w:sz w:val="20"/>
-                <w:szCs w:val="20"/>
-              </w:rPr>
-              <w:t>"damn"</w:t>
-            </w:r>
-            <w:r>
-              <w:rPr>
-                <w:sz w:val="20"/>
-                <w:szCs w:val="20"/>
-              </w:rPr>
-              <w:t>)</w:t>
+              <w:t>("stupid" |"idiot" |"damn")</w:t>
             </w:r>
           </w:p>
         </w:tc>
@@ -1385,6 +1278,46 @@
         </w:rPr>
         <w:t>meaning?</w:t>
       </w:r>
+      <w:r>
+        <w:rPr>
+          <w:color w:val="45B0E1" w:themeColor="accent1" w:themeTint="99"/>
+        </w:rPr>
+        <w:t>)</w:t>
+      </w:r>
+      <w:r>
+        <w:rPr>
+          <w:color w:val="45B0E1" w:themeColor="accent1" w:themeTint="99"/>
+        </w:rPr>
+        <w:t xml:space="preserve"> -</w:t>
+      </w:r>
+      <w:r>
+        <w:rPr>
+          <w:b/>
+          <w:bCs/>
+          <w:color w:val="00B050"/>
+        </w:rPr>
+        <w:t>Already done</w:t>
+      </w:r>
+      <w:r>
+        <w:rPr>
+          <w:color w:val="00B050"/>
+        </w:rPr>
+        <w:t xml:space="preserve"> </w:t>
+      </w:r>
+      <w:r>
+        <w:rPr>
+          <w:color w:val="45B0E1" w:themeColor="accent1" w:themeTint="99"/>
+        </w:rPr>
+        <w:t xml:space="preserve">(multiple target groups per </w:t>
+      </w:r>
+      <w:proofErr w:type="spellStart"/>
+      <w:r>
+        <w:rPr>
+          <w:color w:val="45B0E1" w:themeColor="accent1" w:themeTint="99"/>
+        </w:rPr>
+        <w:t>sen.</w:t>
+      </w:r>
+      <w:proofErr w:type="spellEnd"/>
       <w:r>
         <w:rPr>
           <w:color w:val="45B0E1" w:themeColor="accent1" w:themeTint="99"/>
@@ -2672,6 +2605,7 @@
   <w:style w:type="character" w:default="1" w:styleId="DefaultParagraphFont">
     <w:name w:val="Default Paragraph Font"/>
     <w:uiPriority w:val="1"/>
+    <w:semiHidden/>
     <w:unhideWhenUsed/>
   </w:style>
   <w:style w:type="table" w:default="1" w:styleId="TableNormal">
